--- a/src/images/cv/melvin-enmocino-cv.docx
+++ b/src/images/cv/melvin-enmocino-cv.docx
@@ -361,7 +361,15 @@
                 <w:sz w:val="18"/>
                 <w:szCs w:val="18"/>
               </w:rPr>
-              <w:t>0949-920-0932 / 0936-564-1623</w:t>
+              <w:t xml:space="preserve">0949-920-0932 / </w:t>
+            </w:r>
+            <w:r>
+              <w:rPr>
+                <w:color w:val="002060"/>
+                <w:sz w:val="18"/>
+                <w:szCs w:val="18"/>
+              </w:rPr>
+              <w:t>0995-746-0651</w:t>
             </w:r>
           </w:p>
         </w:tc>
@@ -503,7 +511,15 @@
         <w:rPr>
           <w:color w:val="002060"/>
         </w:rPr>
-        <w:t>A former hard-working OFW. Career shifter. A team player who can collaborate with different people.</w:t>
+        <w:t>A former hard-working OFW. Career shifter</w:t>
+      </w:r>
+      <w:bookmarkStart w:id="0" w:name="_GoBack"/>
+      <w:bookmarkEnd w:id="0"/>
+      <w:r>
+        <w:rPr>
+          <w:color w:val="002060"/>
+        </w:rPr>
+        <w:t>. A team player who can collaborate with different people.</w:t>
       </w:r>
     </w:p>
     <w:p>
@@ -1507,13 +1523,15 @@
           <w:color w:val="002060"/>
         </w:rPr>
       </w:pPr>
-      <w:r>
-        <w:rPr>
-          <w:b/>
-          <w:color w:val="002060"/>
-        </w:rPr>
-        <w:t>JavaScript Algorithms and Data Structures</w:t>
-      </w:r>
+      <w:hyperlink r:id="rId16" w:history="1">
+        <w:r>
+          <w:rPr>
+            <w:rStyle w:val="Hyperlink"/>
+            <w:b/>
+          </w:rPr>
+          <w:t>JavaScript Algorithms and Data Structures</w:t>
+        </w:r>
+      </w:hyperlink>
     </w:p>
     <w:p>
       <w:pPr>
@@ -1946,7 +1964,7 @@
           <w:color w:val="002060"/>
         </w:rPr>
       </w:pPr>
-      <w:hyperlink r:id="rId16" w:history="1">
+      <w:hyperlink r:id="rId17" w:history="1">
         <w:r>
           <w:rPr>
             <w:rStyle w:val="Hyperlink"/>
@@ -2029,8 +2047,24 @@
           <w:sz w:val="20"/>
           <w:szCs w:val="20"/>
         </w:rPr>
-        <w:t>Live link for each project is provided for perusal.</w:t>
+        <w:t xml:space="preserve">Live link </w:t>
       </w:r>
+      <w:r>
+        <w:rPr>
+          <w:color w:val="002060"/>
+          <w:sz w:val="20"/>
+          <w:szCs w:val="20"/>
+        </w:rPr>
+        <w:t xml:space="preserve">and source code </w:t>
+      </w:r>
+      <w:r>
+        <w:rPr>
+          <w:color w:val="002060"/>
+          <w:sz w:val="20"/>
+          <w:szCs w:val="20"/>
+        </w:rPr>
+        <w:t>for each project is provided.</w:t>
+      </w:r>
     </w:p>
     <w:p>
       <w:pPr>
@@ -2049,7 +2083,7 @@
           <w:color w:val="002060"/>
         </w:rPr>
       </w:pPr>
-      <w:hyperlink r:id="rId17" w:history="1">
+      <w:hyperlink r:id="rId18" w:history="1">
         <w:r>
           <w:rPr>
             <w:rStyle w:val="Hyperlink"/>
@@ -2059,8 +2093,6 @@
           <w:t>Music App</w:t>
         </w:r>
       </w:hyperlink>
-      <w:bookmarkStart w:id="0" w:name="_GoBack"/>
-      <w:bookmarkEnd w:id="0"/>
     </w:p>
     <w:p>
       <w:pPr>
@@ -2506,16 +2538,6 @@
         <w:rPr>
           <w:b/>
           <w:color w:val="92D050"/>
-          <w:sz w:val="16"/>
-          <w:szCs w:val="16"/>
-        </w:rPr>
-      </w:pPr>
-    </w:p>
-    <w:p>
-      <w:pPr>
-        <w:rPr>
-          <w:b/>
-          <w:color w:val="92D050"/>
           <w:sz w:val="20"/>
           <w:szCs w:val="20"/>
         </w:rPr>
@@ -2545,14 +2567,14 @@
         <w:tblLook w:val="04A0" w:firstRow="1" w:lastRow="0" w:firstColumn="1" w:lastColumn="0" w:noHBand="0" w:noVBand="1"/>
       </w:tblPr>
       <w:tblGrid>
-        <w:gridCol w:w="1678"/>
-        <w:gridCol w:w="1679"/>
-        <w:gridCol w:w="1679"/>
+        <w:gridCol w:w="1440"/>
+        <w:gridCol w:w="2230"/>
+        <w:gridCol w:w="1376"/>
       </w:tblGrid>
       <w:tr>
         <w:tc>
           <w:tcPr>
-            <w:tcW w:w="1678" w:type="dxa"/>
+            <w:tcW w:w="1440" w:type="dxa"/>
           </w:tcPr>
           <w:p>
             <w:pPr>
@@ -2623,10 +2645,33 @@
               <w:t>SASS</w:t>
             </w:r>
           </w:p>
+          <w:p>
+            <w:pPr>
+              <w:pStyle w:val="ListParagraph"/>
+              <w:numPr>
+                <w:ilvl w:val="0"/>
+                <w:numId w:val="14"/>
+              </w:numPr>
+              <w:ind w:left="330"/>
+              <w:rPr>
+                <w:color w:val="002060"/>
+                <w:sz w:val="20"/>
+                <w:szCs w:val="20"/>
+              </w:rPr>
+            </w:pPr>
+            <w:r>
+              <w:rPr>
+                <w:color w:val="002060"/>
+                <w:sz w:val="20"/>
+                <w:szCs w:val="20"/>
+              </w:rPr>
+              <w:t>Bootstrap</w:t>
+            </w:r>
+          </w:p>
         </w:tc>
         <w:tc>
           <w:tcPr>
-            <w:tcW w:w="1679" w:type="dxa"/>
+            <w:tcW w:w="2230" w:type="dxa"/>
           </w:tcPr>
           <w:p>
             <w:pPr>
@@ -2682,6 +2727,7 @@
                 <w:numId w:val="14"/>
               </w:numPr>
               <w:ind w:left="286"/>
+              <w:jc w:val="left"/>
               <w:rPr>
                 <w:color w:val="002060"/>
                 <w:sz w:val="20"/>
@@ -2696,11 +2742,27 @@
               </w:rPr>
               <w:t>Node Js</w:t>
             </w:r>
+            <w:r>
+              <w:rPr>
+                <w:color w:val="002060"/>
+                <w:sz w:val="20"/>
+                <w:szCs w:val="20"/>
+              </w:rPr>
+              <w:t xml:space="preserve"> </w:t>
+            </w:r>
+            <w:r>
+              <w:rPr>
+                <w:color w:val="002060"/>
+                <w:sz w:val="20"/>
+                <w:szCs w:val="20"/>
+              </w:rPr>
+              <w:t>(Express Js)</w:t>
+            </w:r>
           </w:p>
         </w:tc>
         <w:tc>
           <w:tcPr>
-            <w:tcW w:w="1679" w:type="dxa"/>
+            <w:tcW w:w="1376" w:type="dxa"/>
           </w:tcPr>
           <w:p>
             <w:pPr>
@@ -2722,7 +2784,7 @@
                 <w:sz w:val="20"/>
                 <w:szCs w:val="20"/>
               </w:rPr>
-              <w:t>Bootstrap</w:t>
+              <w:t>Typescript</w:t>
             </w:r>
           </w:p>
         </w:tc>
@@ -2877,16 +2939,6 @@
         <w:rPr>
           <w:b/>
           <w:color w:val="92D050"/>
-        </w:rPr>
-      </w:pPr>
-    </w:p>
-    <w:p>
-      <w:pPr>
-        <w:rPr>
-          <w:b/>
-          <w:color w:val="92D050"/>
-          <w:sz w:val="16"/>
-          <w:szCs w:val="16"/>
         </w:rPr>
       </w:pPr>
     </w:p>

--- a/src/images/cv/melvin-enmocino-cv.docx
+++ b/src/images/cv/melvin-enmocino-cv.docx
@@ -511,15 +511,19 @@
         <w:rPr>
           <w:color w:val="002060"/>
         </w:rPr>
-        <w:t>A former hard-working OFW. Career shifter</w:t>
+        <w:t xml:space="preserve">A former hard-working OFW. </w:t>
       </w:r>
-      <w:bookmarkStart w:id="0" w:name="_GoBack"/>
-      <w:bookmarkEnd w:id="0"/>
       <w:r>
         <w:rPr>
           <w:color w:val="002060"/>
         </w:rPr>
-        <w:t>. A team player who can collaborate with different people.</w:t>
+        <w:t xml:space="preserve">Trainable, fast learner, a </w:t>
+      </w:r>
+      <w:r>
+        <w:rPr>
+          <w:color w:val="002060"/>
+        </w:rPr>
+        <w:t>team player who can collaborate with different people.</w:t>
       </w:r>
     </w:p>
     <w:p>
@@ -539,139 +543,13 @@
         <mc:AlternateContent>
           <mc:Choice Requires="wps">
             <w:drawing>
-              <wp:anchor distT="0" distB="0" distL="114300" distR="114300" simplePos="0" relativeHeight="251655680" behindDoc="0" locked="0" layoutInCell="1" allowOverlap="1" wp14:anchorId="36AA314E" wp14:editId="598A1005">
+              <wp:anchor distT="0" distB="0" distL="114300" distR="114300" simplePos="0" relativeHeight="251661824" behindDoc="0" locked="0" layoutInCell="1" allowOverlap="1" wp14:anchorId="1D0306DD" wp14:editId="57445D3F">
                 <wp:simplePos x="0" y="0"/>
                 <wp:positionH relativeFrom="column">
-                  <wp:posOffset>8626</wp:posOffset>
+                  <wp:posOffset>3583940</wp:posOffset>
                 </wp:positionH>
                 <wp:positionV relativeFrom="paragraph">
-                  <wp:posOffset>57677</wp:posOffset>
-                </wp:positionV>
-                <wp:extent cx="1280160" cy="365760"/>
-                <wp:effectExtent l="0" t="0" r="15240" b="15240"/>
-                <wp:wrapNone/>
-                <wp:docPr id="11" name="Rectangle 11">
-                  <a:extLst xmlns:a="http://schemas.openxmlformats.org/drawingml/2006/main">
-                    <a:ext uri="{C183D7F6-B498-43B3-948B-1728B52AA6E4}">
-                      <adec:decorative xmlns:adec="http://schemas.microsoft.com/office/drawing/2017/decorative" val="0"/>
-                    </a:ext>
-                  </a:extLst>
-                </wp:docPr>
-                <wp:cNvGraphicFramePr/>
-                <a:graphic xmlns:a="http://schemas.openxmlformats.org/drawingml/2006/main">
-                  <a:graphicData uri="http://schemas.microsoft.com/office/word/2010/wordprocessingShape">
-                    <wps:wsp>
-                      <wps:cNvSpPr/>
-                      <wps:spPr>
-                        <a:xfrm>
-                          <a:off x="0" y="0"/>
-                          <a:ext cx="1280160" cy="365760"/>
-                        </a:xfrm>
-                        <a:prstGeom prst="rect">
-                          <a:avLst/>
-                        </a:prstGeom>
-                        <a:solidFill>
-                          <a:srgbClr val="145A8A"/>
-                        </a:solidFill>
-                      </wps:spPr>
-                      <wps:style>
-                        <a:lnRef idx="2">
-                          <a:schemeClr val="accent1">
-                            <a:shade val="50000"/>
-                          </a:schemeClr>
-                        </a:lnRef>
-                        <a:fillRef idx="1">
-                          <a:schemeClr val="accent1"/>
-                        </a:fillRef>
-                        <a:effectRef idx="0">
-                          <a:schemeClr val="accent1"/>
-                        </a:effectRef>
-                        <a:fontRef idx="minor">
-                          <a:schemeClr val="lt1"/>
-                        </a:fontRef>
-                      </wps:style>
-                      <wps:txbx>
-                        <w:txbxContent>
-                          <w:p>
-                            <w:pPr>
-                              <w:jc w:val="left"/>
-                              <w:rPr>
-                                <w:b/>
-                                <w:sz w:val="32"/>
-                                <w:szCs w:val="32"/>
-                                <w:lang w:val="en-PH"/>
-                              </w:rPr>
-                            </w:pPr>
-                            <w:r>
-                              <w:rPr>
-                                <w:b/>
-                                <w:sz w:val="32"/>
-                                <w:szCs w:val="32"/>
-                                <w:lang w:val="en-PH"/>
-                              </w:rPr>
-                              <w:t>EDUCATION</w:t>
-                            </w:r>
-                          </w:p>
-                        </w:txbxContent>
-                      </wps:txbx>
-                      <wps:bodyPr rot="0" spcFirstLastPara="0" vertOverflow="overflow" horzOverflow="overflow" vert="horz" wrap="square" lIns="91440" tIns="45720" rIns="91440" bIns="45720" numCol="1" spcCol="0" rtlCol="0" fromWordArt="0" anchor="ctr" anchorCtr="0" forceAA="0" compatLnSpc="1">
-                        <a:prstTxWarp prst="textNoShape">
-                          <a:avLst/>
-                        </a:prstTxWarp>
-                        <a:noAutofit/>
-                      </wps:bodyPr>
-                    </wps:wsp>
-                  </a:graphicData>
-                </a:graphic>
-              </wp:anchor>
-            </w:drawing>
-          </mc:Choice>
-          <mc:Fallback>
-            <w:pict>
-              <v:rect w14:anchorId="36AA314E" id="Rectangle 11" o:spid="_x0000_s1026" style="position:absolute;margin-left:.7pt;margin-top:4.55pt;width:100.8pt;height:28.8pt;z-index:251655680;visibility:visible;mso-wrap-style:square;mso-wrap-distance-left:9pt;mso-wrap-distance-top:0;mso-wrap-distance-right:9pt;mso-wrap-distance-bottom:0;mso-position-horizontal:absolute;mso-position-horizontal-relative:text;mso-position-vertical:absolute;mso-position-vertical-relative:text;v-text-anchor:middle" o:gfxdata="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" fillcolor="#145a8a" strokecolor="#1f3763 [1604]" strokeweight="1pt">
-                <v:textbox>
-                  <w:txbxContent>
-                    <w:p>
-                      <w:pPr>
-                        <w:jc w:val="left"/>
-                        <w:rPr>
-                          <w:b/>
-                          <w:sz w:val="32"/>
-                          <w:szCs w:val="32"/>
-                          <w:lang w:val="en-PH"/>
-                        </w:rPr>
-                      </w:pPr>
-                      <w:r>
-                        <w:rPr>
-                          <w:b/>
-                          <w:sz w:val="32"/>
-                          <w:szCs w:val="32"/>
-                          <w:lang w:val="en-PH"/>
-                        </w:rPr>
-                        <w:t>EDUCATION</w:t>
-                      </w:r>
-                    </w:p>
-                  </w:txbxContent>
-                </v:textbox>
-              </v:rect>
-            </w:pict>
-          </mc:Fallback>
-        </mc:AlternateContent>
-      </w:r>
-      <w:r>
-        <w:rPr>
-          <w:noProof/>
-        </w:rPr>
-        <mc:AlternateContent>
-          <mc:Choice Requires="wps">
-            <w:drawing>
-              <wp:anchor distT="0" distB="0" distL="114300" distR="114300" simplePos="0" relativeHeight="251661824" behindDoc="0" locked="0" layoutInCell="1" allowOverlap="1" wp14:anchorId="1D0306DD" wp14:editId="3251507C">
-                <wp:simplePos x="0" y="0"/>
-                <wp:positionH relativeFrom="column">
-                  <wp:posOffset>3584339</wp:posOffset>
-                </wp:positionH>
-                <wp:positionV relativeFrom="paragraph">
-                  <wp:posOffset>71325</wp:posOffset>
+                  <wp:posOffset>94425</wp:posOffset>
                 </wp:positionV>
                 <wp:extent cx="1057275" cy="365760"/>
                 <wp:effectExtent l="0" t="0" r="28575" b="15240"/>
@@ -763,7 +641,7 @@
           </mc:Choice>
           <mc:Fallback>
             <w:pict>
-              <v:rect w14:anchorId="1D0306DD" id="Rectangle 22" o:spid="_x0000_s1027" style="position:absolute;margin-left:282.25pt;margin-top:5.6pt;width:83.25pt;height:28.8pt;z-index:251661824;visibility:visible;mso-wrap-style:square;mso-wrap-distance-left:9pt;mso-wrap-distance-top:0;mso-wrap-distance-right:9pt;mso-wrap-distance-bottom:0;mso-position-horizontal:absolute;mso-position-horizontal-relative:text;mso-position-vertical:absolute;mso-position-vertical-relative:text;v-text-anchor:middle" o:gfxdata="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" fillcolor="#145a8a" strokecolor="#1f3763 [1604]" strokeweight="1pt">
+              <v:rect w14:anchorId="1D0306DD" id="Rectangle 22" o:spid="_x0000_s1026" style="position:absolute;margin-left:282.2pt;margin-top:7.45pt;width:83.25pt;height:28.8pt;z-index:251661824;visibility:visible;mso-wrap-style:square;mso-wrap-distance-left:9pt;mso-wrap-distance-top:0;mso-wrap-distance-right:9pt;mso-wrap-distance-bottom:0;mso-position-horizontal:absolute;mso-position-horizontal-relative:text;mso-position-vertical:absolute;mso-position-vertical-relative:text;v-text-anchor:middle" o:gfxdata="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" fillcolor="#145a8a" strokecolor="#1f3763 [1604]" strokeweight="1pt">
                 <v:textbox>
                   <w:txbxContent>
                     <w:p>
@@ -802,12 +680,6 @@
           </mc:Fallback>
         </mc:AlternateContent>
       </w:r>
-    </w:p>
-    <w:p>
-      <w:pPr>
-        <w:spacing w:line="240" w:lineRule="auto"/>
-        <w:jc w:val="left"/>
-      </w:pPr>
       <w:r>
         <w:rPr>
           <w:noProof/>
@@ -815,13 +687,145 @@
         <mc:AlternateContent>
           <mc:Choice Requires="wps">
             <w:drawing>
-              <wp:anchor distT="0" distB="0" distL="114300" distR="114300" simplePos="0" relativeHeight="251656704" behindDoc="0" locked="0" layoutInCell="1" allowOverlap="1" wp14:anchorId="01323F68" wp14:editId="37D338A1">
+              <wp:anchor distT="0" distB="0" distL="114300" distR="114300" simplePos="0" relativeHeight="251655680" behindDoc="0" locked="0" layoutInCell="1" allowOverlap="1" wp14:anchorId="36AA314E" wp14:editId="0D641AB8">
                 <wp:simplePos x="0" y="0"/>
                 <wp:positionH relativeFrom="column">
-                  <wp:posOffset>3406918</wp:posOffset>
+                  <wp:posOffset>8626</wp:posOffset>
                 </wp:positionH>
                 <wp:positionV relativeFrom="paragraph">
-                  <wp:posOffset>23340</wp:posOffset>
+                  <wp:posOffset>57677</wp:posOffset>
+                </wp:positionV>
+                <wp:extent cx="1280160" cy="365760"/>
+                <wp:effectExtent l="0" t="0" r="15240" b="15240"/>
+                <wp:wrapNone/>
+                <wp:docPr id="11" name="Rectangle 11">
+                  <a:extLst xmlns:a="http://schemas.openxmlformats.org/drawingml/2006/main">
+                    <a:ext uri="{C183D7F6-B498-43B3-948B-1728B52AA6E4}">
+                      <adec:decorative xmlns:adec="http://schemas.microsoft.com/office/drawing/2017/decorative" val="0"/>
+                    </a:ext>
+                  </a:extLst>
+                </wp:docPr>
+                <wp:cNvGraphicFramePr/>
+                <a:graphic xmlns:a="http://schemas.openxmlformats.org/drawingml/2006/main">
+                  <a:graphicData uri="http://schemas.microsoft.com/office/word/2010/wordprocessingShape">
+                    <wps:wsp>
+                      <wps:cNvSpPr/>
+                      <wps:spPr>
+                        <a:xfrm>
+                          <a:off x="0" y="0"/>
+                          <a:ext cx="1280160" cy="365760"/>
+                        </a:xfrm>
+                        <a:prstGeom prst="rect">
+                          <a:avLst/>
+                        </a:prstGeom>
+                        <a:solidFill>
+                          <a:srgbClr val="145A8A"/>
+                        </a:solidFill>
+                      </wps:spPr>
+                      <wps:style>
+                        <a:lnRef idx="2">
+                          <a:schemeClr val="accent1">
+                            <a:shade val="50000"/>
+                          </a:schemeClr>
+                        </a:lnRef>
+                        <a:fillRef idx="1">
+                          <a:schemeClr val="accent1"/>
+                        </a:fillRef>
+                        <a:effectRef idx="0">
+                          <a:schemeClr val="accent1"/>
+                        </a:effectRef>
+                        <a:fontRef idx="minor">
+                          <a:schemeClr val="lt1"/>
+                        </a:fontRef>
+                      </wps:style>
+                      <wps:txbx>
+                        <w:txbxContent>
+                          <w:p>
+                            <w:pPr>
+                              <w:jc w:val="left"/>
+                              <w:rPr>
+                                <w:b/>
+                                <w:sz w:val="32"/>
+                                <w:szCs w:val="32"/>
+                                <w:lang w:val="en-PH"/>
+                              </w:rPr>
+                            </w:pPr>
+                            <w:r>
+                              <w:rPr>
+                                <w:b/>
+                                <w:sz w:val="32"/>
+                                <w:szCs w:val="32"/>
+                                <w:lang w:val="en-PH"/>
+                              </w:rPr>
+                              <w:t>EDUCATION</w:t>
+                            </w:r>
+                          </w:p>
+                        </w:txbxContent>
+                      </wps:txbx>
+                      <wps:bodyPr rot="0" spcFirstLastPara="0" vertOverflow="overflow" horzOverflow="overflow" vert="horz" wrap="square" lIns="91440" tIns="45720" rIns="91440" bIns="45720" numCol="1" spcCol="0" rtlCol="0" fromWordArt="0" anchor="ctr" anchorCtr="0" forceAA="0" compatLnSpc="1">
+                        <a:prstTxWarp prst="textNoShape">
+                          <a:avLst/>
+                        </a:prstTxWarp>
+                        <a:noAutofit/>
+                      </wps:bodyPr>
+                    </wps:wsp>
+                  </a:graphicData>
+                </a:graphic>
+              </wp:anchor>
+            </w:drawing>
+          </mc:Choice>
+          <mc:Fallback>
+            <w:pict>
+              <v:rect w14:anchorId="36AA314E" id="Rectangle 11" o:spid="_x0000_s1027" style="position:absolute;margin-left:.7pt;margin-top:4.55pt;width:100.8pt;height:28.8pt;z-index:251655680;visibility:visible;mso-wrap-style:square;mso-wrap-distance-left:9pt;mso-wrap-distance-top:0;mso-wrap-distance-right:9pt;mso-wrap-distance-bottom:0;mso-position-horizontal:absolute;mso-position-horizontal-relative:text;mso-position-vertical:absolute;mso-position-vertical-relative:text;v-text-anchor:middle" o:gfxdata="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" fillcolor="#145a8a" strokecolor="#1f3763 [1604]" strokeweight="1pt">
+                <v:textbox>
+                  <w:txbxContent>
+                    <w:p>
+                      <w:pPr>
+                        <w:jc w:val="left"/>
+                        <w:rPr>
+                          <w:b/>
+                          <w:sz w:val="32"/>
+                          <w:szCs w:val="32"/>
+                          <w:lang w:val="en-PH"/>
+                        </w:rPr>
+                      </w:pPr>
+                      <w:r>
+                        <w:rPr>
+                          <w:b/>
+                          <w:sz w:val="32"/>
+                          <w:szCs w:val="32"/>
+                          <w:lang w:val="en-PH"/>
+                        </w:rPr>
+                        <w:t>EDUCATION</w:t>
+                      </w:r>
+                    </w:p>
+                  </w:txbxContent>
+                </v:textbox>
+              </v:rect>
+            </w:pict>
+          </mc:Fallback>
+        </mc:AlternateContent>
+      </w:r>
+    </w:p>
+    <w:p>
+      <w:pPr>
+        <w:spacing w:line="240" w:lineRule="auto"/>
+        <w:jc w:val="left"/>
+      </w:pPr>
+      <w:r>
+        <w:rPr>
+          <w:noProof/>
+        </w:rPr>
+        <mc:AlternateContent>
+          <mc:Choice Requires="wps">
+            <w:drawing>
+              <wp:anchor distT="0" distB="0" distL="114300" distR="114300" simplePos="0" relativeHeight="251656704" behindDoc="0" locked="0" layoutInCell="1" allowOverlap="1" wp14:anchorId="01323F68" wp14:editId="4A2CDFE0">
+                <wp:simplePos x="0" y="0"/>
+                <wp:positionH relativeFrom="column">
+                  <wp:posOffset>3406775</wp:posOffset>
+                </wp:positionH>
+                <wp:positionV relativeFrom="paragraph">
+                  <wp:posOffset>34735</wp:posOffset>
                 </wp:positionV>
                 <wp:extent cx="54591" cy="7137779"/>
                 <wp:effectExtent l="19050" t="0" r="41275" b="44450"/>
@@ -869,7 +873,7 @@
           </mc:Choice>
           <mc:Fallback>
             <w:pict>
-              <v:line w14:anchorId="5C57A123" id="Straight Connector 14" o:spid="_x0000_s1026" style="position:absolute;z-index:251681792;visibility:visible;mso-wrap-style:square;mso-wrap-distance-left:9pt;mso-wrap-distance-top:0;mso-wrap-distance-right:9pt;mso-wrap-distance-bottom:0;mso-position-horizontal:absolute;mso-position-horizontal-relative:text;mso-position-vertical:absolute;mso-position-vertical-relative:text" from="268.25pt,1.85pt" to="272.55pt,563.9pt" o:gfxdata="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" strokecolor="#145a8a" strokeweight="5pt">
+              <v:line w14:anchorId="0533A4C8" id="Straight Connector 14" o:spid="_x0000_s1026" style="position:absolute;z-index:251656704;visibility:visible;mso-wrap-style:square;mso-wrap-distance-left:9pt;mso-wrap-distance-top:0;mso-wrap-distance-right:9pt;mso-wrap-distance-bottom:0;mso-position-horizontal:absolute;mso-position-horizontal-relative:text;mso-position-vertical:absolute;mso-position-vertical-relative:text" from="268.25pt,2.75pt" to="272.55pt,564.8pt" o:gfxdata="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" strokecolor="#145a8a" strokeweight="5pt">
                 <v:stroke joinstyle="miter"/>
               </v:line>
             </w:pict>
@@ -1456,7 +1460,7 @@
           <w:sz w:val="20"/>
           <w:szCs w:val="20"/>
         </w:rPr>
-        <w:t>Create website using HTML5, CSS &amp; Bootstrap. Best in Mini Project 1.</w:t>
+        <w:t>Led the team to complete Major Projects on time.</w:t>
       </w:r>
     </w:p>
     <w:p>
@@ -1480,30 +1484,6 @@
           <w:sz w:val="20"/>
           <w:szCs w:val="20"/>
         </w:rPr>
-        <w:t>Led the team to complete Major Projects on time.</w:t>
-      </w:r>
-    </w:p>
-    <w:p>
-      <w:pPr>
-        <w:pStyle w:val="ListParagraph"/>
-        <w:numPr>
-          <w:ilvl w:val="0"/>
-          <w:numId w:val="2"/>
-        </w:numPr>
-        <w:ind w:left="540"/>
-        <w:jc w:val="left"/>
-        <w:rPr>
-          <w:color w:val="002060"/>
-          <w:sz w:val="20"/>
-          <w:szCs w:val="20"/>
-        </w:rPr>
-      </w:pPr>
-      <w:r>
-        <w:rPr>
-          <w:color w:val="002060"/>
-          <w:sz w:val="20"/>
-          <w:szCs w:val="20"/>
-        </w:rPr>
         <w:t>By attending bootcamp. It enhanced my learning in HTML, CSS, Bootstrap, JavaScript, ReactJs, NodeJS and SQL.</w:t>
       </w:r>
     </w:p>
@@ -1520,7 +1500,7 @@
       <w:pPr>
         <w:jc w:val="left"/>
         <w:rPr>
-          <w:color w:val="002060"/>
+          <w:color w:val="00B0F0"/>
         </w:rPr>
       </w:pPr>
       <w:hyperlink r:id="rId16" w:history="1">
@@ -1528,6 +1508,7 @@
           <w:rPr>
             <w:rStyle w:val="Hyperlink"/>
             <w:b/>
+            <w:color w:val="00B0F0"/>
           </w:rPr>
           <w:t>JavaScript Algorithms and Data Structures</w:t>
         </w:r>
@@ -1846,6 +1827,360 @@
         <w:t>Job Details:</w:t>
       </w:r>
     </w:p>
+    <w:tbl>
+      <w:tblPr>
+        <w:tblStyle w:val="TableGrid"/>
+        <w:tblpPr w:leftFromText="180" w:rightFromText="180" w:vertAnchor="text" w:horzAnchor="page" w:tblpX="6435" w:tblpY="486"/>
+        <w:tblW w:w="5828" w:type="dxa"/>
+        <w:tblBorders>
+          <w:top w:val="none" w:sz="0" w:space="0" w:color="auto"/>
+          <w:left w:val="none" w:sz="0" w:space="0" w:color="auto"/>
+          <w:bottom w:val="none" w:sz="0" w:space="0" w:color="auto"/>
+          <w:right w:val="none" w:sz="0" w:space="0" w:color="auto"/>
+          <w:insideH w:val="none" w:sz="0" w:space="0" w:color="auto"/>
+          <w:insideV w:val="none" w:sz="0" w:space="0" w:color="auto"/>
+        </w:tblBorders>
+        <w:tblLook w:val="04A0" w:firstRow="1" w:lastRow="0" w:firstColumn="1" w:lastColumn="0" w:noHBand="0" w:noVBand="1"/>
+      </w:tblPr>
+      <w:tblGrid>
+        <w:gridCol w:w="3085"/>
+        <w:gridCol w:w="2743"/>
+      </w:tblGrid>
+      <w:tr>
+        <w:trPr>
+          <w:trHeight w:val="1243"/>
+        </w:trPr>
+        <w:tc>
+          <w:tcPr>
+            <w:tcW w:w="3085" w:type="dxa"/>
+          </w:tcPr>
+          <w:p>
+            <w:pPr>
+              <w:pStyle w:val="ListParagraph"/>
+              <w:numPr>
+                <w:ilvl w:val="0"/>
+                <w:numId w:val="14"/>
+              </w:numPr>
+              <w:ind w:left="338"/>
+              <w:rPr>
+                <w:color w:val="002060"/>
+                <w:sz w:val="20"/>
+                <w:szCs w:val="20"/>
+              </w:rPr>
+            </w:pPr>
+            <w:r>
+              <w:rPr>
+                <w:color w:val="002060"/>
+                <w:sz w:val="20"/>
+                <w:szCs w:val="20"/>
+              </w:rPr>
+              <w:t>Git</w:t>
+            </w:r>
+          </w:p>
+          <w:p>
+            <w:pPr>
+              <w:pStyle w:val="ListParagraph"/>
+              <w:numPr>
+                <w:ilvl w:val="0"/>
+                <w:numId w:val="14"/>
+              </w:numPr>
+              <w:ind w:left="338"/>
+              <w:rPr>
+                <w:color w:val="002060"/>
+                <w:sz w:val="20"/>
+                <w:szCs w:val="20"/>
+              </w:rPr>
+            </w:pPr>
+            <w:r>
+              <w:rPr>
+                <w:color w:val="002060"/>
+                <w:sz w:val="20"/>
+                <w:szCs w:val="20"/>
+              </w:rPr>
+              <w:t>GitHub</w:t>
+            </w:r>
+          </w:p>
+          <w:p>
+            <w:pPr>
+              <w:pStyle w:val="ListParagraph"/>
+              <w:numPr>
+                <w:ilvl w:val="0"/>
+                <w:numId w:val="14"/>
+              </w:numPr>
+              <w:ind w:left="338"/>
+              <w:rPr>
+                <w:color w:val="002060"/>
+                <w:sz w:val="20"/>
+                <w:szCs w:val="20"/>
+              </w:rPr>
+            </w:pPr>
+            <w:r>
+              <w:rPr>
+                <w:color w:val="002060"/>
+                <w:sz w:val="20"/>
+                <w:szCs w:val="20"/>
+              </w:rPr>
+              <w:t>VS Code</w:t>
+            </w:r>
+          </w:p>
+          <w:p>
+            <w:pPr>
+              <w:pStyle w:val="ListParagraph"/>
+              <w:numPr>
+                <w:ilvl w:val="0"/>
+                <w:numId w:val="14"/>
+              </w:numPr>
+              <w:ind w:left="338"/>
+              <w:rPr>
+                <w:color w:val="002060"/>
+                <w:sz w:val="20"/>
+                <w:szCs w:val="20"/>
+              </w:rPr>
+            </w:pPr>
+            <w:r>
+              <w:rPr>
+                <w:color w:val="002060"/>
+                <w:sz w:val="20"/>
+                <w:szCs w:val="20"/>
+              </w:rPr>
+              <w:t>MySQL</w:t>
+            </w:r>
+          </w:p>
+          <w:p>
+            <w:pPr>
+              <w:pStyle w:val="ListParagraph"/>
+              <w:numPr>
+                <w:ilvl w:val="0"/>
+                <w:numId w:val="14"/>
+              </w:numPr>
+              <w:ind w:left="338"/>
+              <w:rPr>
+                <w:color w:val="002060"/>
+                <w:sz w:val="20"/>
+                <w:szCs w:val="20"/>
+              </w:rPr>
+            </w:pPr>
+            <w:r>
+              <w:rPr>
+                <w:color w:val="002060"/>
+                <w:sz w:val="20"/>
+                <w:szCs w:val="20"/>
+              </w:rPr>
+              <w:t>Amazon RDS</w:t>
+            </w:r>
+            <w:bookmarkStart w:id="0" w:name="_GoBack"/>
+            <w:bookmarkEnd w:id="0"/>
+          </w:p>
+          <w:p>
+            <w:pPr>
+              <w:pStyle w:val="ListParagraph"/>
+              <w:numPr>
+                <w:ilvl w:val="0"/>
+                <w:numId w:val="14"/>
+              </w:numPr>
+              <w:ind w:left="338"/>
+              <w:rPr>
+                <w:color w:val="002060"/>
+                <w:sz w:val="20"/>
+                <w:szCs w:val="20"/>
+              </w:rPr>
+            </w:pPr>
+            <w:r>
+              <w:rPr>
+                <w:color w:val="002060"/>
+                <w:sz w:val="20"/>
+                <w:szCs w:val="20"/>
+              </w:rPr>
+              <w:t>Hostinger</w:t>
+            </w:r>
+          </w:p>
+          <w:p>
+            <w:pPr>
+              <w:pStyle w:val="ListParagraph"/>
+              <w:numPr>
+                <w:ilvl w:val="0"/>
+                <w:numId w:val="14"/>
+              </w:numPr>
+              <w:ind w:left="338"/>
+              <w:jc w:val="left"/>
+              <w:rPr>
+                <w:color w:val="002060"/>
+                <w:sz w:val="20"/>
+                <w:szCs w:val="20"/>
+              </w:rPr>
+            </w:pPr>
+            <w:r>
+              <w:rPr>
+                <w:color w:val="002060"/>
+                <w:sz w:val="20"/>
+                <w:szCs w:val="20"/>
+              </w:rPr>
+              <w:t>Basic Knowledge in Oracle</w:t>
+            </w:r>
+            <w:r>
+              <w:rPr>
+                <w:color w:val="002060"/>
+                <w:sz w:val="20"/>
+                <w:szCs w:val="20"/>
+              </w:rPr>
+              <w:t xml:space="preserve"> </w:t>
+            </w:r>
+            <w:r>
+              <w:rPr>
+                <w:color w:val="002060"/>
+                <w:sz w:val="20"/>
+                <w:szCs w:val="20"/>
+              </w:rPr>
+              <w:t>Db</w:t>
+            </w:r>
+          </w:p>
+        </w:tc>
+        <w:tc>
+          <w:tcPr>
+            <w:tcW w:w="2743" w:type="dxa"/>
+          </w:tcPr>
+          <w:p>
+            <w:pPr>
+              <w:pStyle w:val="ListParagraph"/>
+              <w:numPr>
+                <w:ilvl w:val="0"/>
+                <w:numId w:val="14"/>
+              </w:numPr>
+              <w:ind w:left="286"/>
+              <w:rPr>
+                <w:color w:val="002060"/>
+                <w:sz w:val="20"/>
+                <w:szCs w:val="20"/>
+              </w:rPr>
+            </w:pPr>
+            <w:r>
+              <w:rPr>
+                <w:color w:val="002060"/>
+                <w:sz w:val="20"/>
+                <w:szCs w:val="20"/>
+              </w:rPr>
+              <w:t>PostMan</w:t>
+            </w:r>
+          </w:p>
+          <w:p>
+            <w:pPr>
+              <w:pStyle w:val="ListParagraph"/>
+              <w:numPr>
+                <w:ilvl w:val="0"/>
+                <w:numId w:val="14"/>
+              </w:numPr>
+              <w:ind w:left="286"/>
+              <w:rPr>
+                <w:color w:val="002060"/>
+                <w:sz w:val="20"/>
+                <w:szCs w:val="20"/>
+              </w:rPr>
+            </w:pPr>
+            <w:r>
+              <w:rPr>
+                <w:color w:val="002060"/>
+                <w:sz w:val="20"/>
+                <w:szCs w:val="20"/>
+              </w:rPr>
+              <w:t>SourceTree</w:t>
+            </w:r>
+          </w:p>
+          <w:p>
+            <w:pPr>
+              <w:pStyle w:val="ListParagraph"/>
+              <w:numPr>
+                <w:ilvl w:val="0"/>
+                <w:numId w:val="14"/>
+              </w:numPr>
+              <w:ind w:left="286"/>
+              <w:rPr>
+                <w:color w:val="002060"/>
+                <w:sz w:val="20"/>
+                <w:szCs w:val="20"/>
+              </w:rPr>
+            </w:pPr>
+            <w:r>
+              <w:rPr>
+                <w:color w:val="002060"/>
+                <w:sz w:val="20"/>
+                <w:szCs w:val="20"/>
+              </w:rPr>
+              <w:t>Vercel</w:t>
+            </w:r>
+          </w:p>
+          <w:p>
+            <w:pPr>
+              <w:pStyle w:val="ListParagraph"/>
+              <w:numPr>
+                <w:ilvl w:val="0"/>
+                <w:numId w:val="14"/>
+              </w:numPr>
+              <w:ind w:left="286"/>
+              <w:rPr>
+                <w:color w:val="002060"/>
+                <w:sz w:val="20"/>
+                <w:szCs w:val="20"/>
+              </w:rPr>
+            </w:pPr>
+            <w:r>
+              <w:rPr>
+                <w:color w:val="002060"/>
+                <w:sz w:val="20"/>
+                <w:szCs w:val="20"/>
+              </w:rPr>
+              <w:t>Heroku</w:t>
+            </w:r>
+          </w:p>
+          <w:p>
+            <w:pPr>
+              <w:pStyle w:val="ListParagraph"/>
+              <w:numPr>
+                <w:ilvl w:val="0"/>
+                <w:numId w:val="14"/>
+              </w:numPr>
+              <w:ind w:left="286"/>
+              <w:rPr>
+                <w:color w:val="002060"/>
+                <w:sz w:val="20"/>
+                <w:szCs w:val="20"/>
+              </w:rPr>
+            </w:pPr>
+            <w:r>
+              <w:rPr>
+                <w:color w:val="002060"/>
+                <w:sz w:val="20"/>
+                <w:szCs w:val="20"/>
+              </w:rPr>
+              <w:t>Railway</w:t>
+            </w:r>
+          </w:p>
+          <w:p>
+            <w:pPr>
+              <w:pStyle w:val="ListParagraph"/>
+              <w:numPr>
+                <w:ilvl w:val="0"/>
+                <w:numId w:val="14"/>
+              </w:numPr>
+              <w:ind w:left="286"/>
+              <w:jc w:val="left"/>
+              <w:rPr>
+                <w:color w:val="002060"/>
+                <w:sz w:val="20"/>
+                <w:szCs w:val="20"/>
+              </w:rPr>
+            </w:pPr>
+            <w:r>
+              <w:rPr>
+                <w:color w:val="002060"/>
+                <w:sz w:val="20"/>
+                <w:szCs w:val="20"/>
+              </w:rPr>
+              <w:t>Kantech Access Control System</w:t>
+            </w:r>
+          </w:p>
+        </w:tc>
+      </w:tr>
+    </w:tbl>
     <w:p>
       <w:pPr>
         <w:pStyle w:val="ListParagraph"/>
@@ -1960,8 +2295,27 @@
     <w:p>
       <w:pPr>
         <w:rPr>
-          <w:b/>
-          <w:color w:val="002060"/>
+          <w:color w:val="002060"/>
+          <w:sz w:val="20"/>
+          <w:szCs w:val="20"/>
+        </w:rPr>
+      </w:pPr>
+    </w:p>
+    <w:p>
+      <w:pPr>
+        <w:rPr>
+          <w:color w:val="002060"/>
+          <w:sz w:val="20"/>
+          <w:szCs w:val="20"/>
+        </w:rPr>
+      </w:pPr>
+    </w:p>
+    <w:p>
+      <w:pPr>
+        <w:rPr>
+          <w:color w:val="00B0F0"/>
+          <w:sz w:val="16"/>
+          <w:szCs w:val="16"/>
         </w:rPr>
       </w:pPr>
       <w:hyperlink r:id="rId17" w:history="1">
@@ -1969,19 +2323,19 @@
           <w:rPr>
             <w:rStyle w:val="Hyperlink"/>
             <w:b/>
-            <w:color w:val="002060"/>
+            <w:color w:val="00B0F0"/>
           </w:rPr>
           <w:t>My Portfolio</w:t>
         </w:r>
       </w:hyperlink>
-    </w:p>
-    <w:p>
-      <w:pPr>
-        <w:rPr>
-          <w:sz w:val="16"/>
-          <w:szCs w:val="16"/>
-        </w:rPr>
-      </w:pPr>
+      <w:r>
+        <w:rPr>
+          <w:rStyle w:val="Hyperlink"/>
+          <w:b/>
+          <w:color w:val="00B0F0"/>
+        </w:rPr>
+        <w:t xml:space="preserve"> (Live)</w:t>
+      </w:r>
     </w:p>
     <w:p>
       <w:pPr>
@@ -2079,8 +2433,9 @@
     <w:p>
       <w:pPr>
         <w:rPr>
-          <w:b/>
-          <w:color w:val="002060"/>
+          <w:color w:val="00B0F0"/>
+          <w:sz w:val="16"/>
+          <w:szCs w:val="16"/>
         </w:rPr>
       </w:pPr>
       <w:hyperlink r:id="rId18" w:history="1">
@@ -2088,22 +2443,22 @@
           <w:rPr>
             <w:rStyle w:val="Hyperlink"/>
             <w:b/>
-            <w:color w:val="002060"/>
+            <w:color w:val="00B0F0"/>
           </w:rPr>
           <w:t>Music App</w:t>
         </w:r>
       </w:hyperlink>
+      <w:r>
+        <w:rPr>
+          <w:rStyle w:val="Hyperlink"/>
+          <w:b/>
+          <w:color w:val="00B0F0"/>
+        </w:rPr>
+        <w:t xml:space="preserve"> (Live)</w:t>
+      </w:r>
     </w:p>
     <w:p>
       <w:pPr>
-        <w:rPr>
-          <w:sz w:val="16"/>
-          <w:szCs w:val="16"/>
-        </w:rPr>
-      </w:pPr>
-    </w:p>
-    <w:p>
-      <w:pPr>
         <w:jc w:val="left"/>
         <w:rPr>
           <w:b/>
@@ -2119,7 +2474,7 @@
           <w:sz w:val="20"/>
           <w:szCs w:val="20"/>
         </w:rPr>
-        <w:t xml:space="preserve">Details [ HTML, </w:t>
+        <w:t xml:space="preserve">Details [HTML, </w:t>
       </w:r>
       <w:r>
         <w:rPr>
@@ -2248,13 +2603,13 @@
         <mc:AlternateContent>
           <mc:Choice Requires="wps">
             <w:drawing>
-              <wp:anchor distT="0" distB="0" distL="114300" distR="114300" simplePos="0" relativeHeight="251663872" behindDoc="0" locked="0" layoutInCell="1" allowOverlap="1" wp14:anchorId="43A4F079" wp14:editId="7D23B194">
+              <wp:anchor distT="0" distB="0" distL="114300" distR="114300" simplePos="0" relativeHeight="251663872" behindDoc="0" locked="0" layoutInCell="1" allowOverlap="1" wp14:anchorId="43A4F079" wp14:editId="6E0292B4">
                 <wp:simplePos x="0" y="0"/>
                 <wp:positionH relativeFrom="column">
-                  <wp:posOffset>3439</wp:posOffset>
+                  <wp:posOffset>-8700</wp:posOffset>
                 </wp:positionH>
                 <wp:positionV relativeFrom="paragraph">
-                  <wp:posOffset>106045</wp:posOffset>
+                  <wp:posOffset>69850</wp:posOffset>
                 </wp:positionV>
                 <wp:extent cx="3162300" cy="365760"/>
                 <wp:effectExtent l="0" t="0" r="19050" b="15240"/>
@@ -2318,7 +2673,16 @@
                                 <w:szCs w:val="32"/>
                                 <w:lang w:val="en-PH"/>
                               </w:rPr>
-                              <w:t>PROGRAMMING LANGUAGES AND</w:t>
+                              <w:t>LANGUAGES AND</w:t>
+                            </w:r>
+                            <w:r>
+                              <w:rPr>
+                                <w:b/>
+                                <w:sz w:val="32"/>
+                                <w:szCs w:val="32"/>
+                                <w:lang w:val="en-PH"/>
+                              </w:rPr>
+                              <w:t xml:space="preserve"> FRAMEWORKS</w:t>
                             </w:r>
                           </w:p>
                         </w:txbxContent>
@@ -2337,7 +2701,7 @@
           </mc:Choice>
           <mc:Fallback>
             <w:pict>
-              <v:rect w14:anchorId="43A4F079" id="Rectangle 24" o:spid="_x0000_s1030" style="position:absolute;left:0;text-align:left;margin-left:.25pt;margin-top:8.35pt;width:249pt;height:28.8pt;z-index:251663872;visibility:visible;mso-wrap-style:square;mso-wrap-distance-left:9pt;mso-wrap-distance-top:0;mso-wrap-distance-right:9pt;mso-wrap-distance-bottom:0;mso-position-horizontal:absolute;mso-position-horizontal-relative:text;mso-position-vertical:absolute;mso-position-vertical-relative:text;v-text-anchor:middle" o:gfxdata="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" fillcolor="#145a8a" strokecolor="#1f3763 [1604]" strokeweight="1pt">
+              <v:rect w14:anchorId="43A4F079" id="Rectangle 24" o:spid="_x0000_s1030" style="position:absolute;left:0;text-align:left;margin-left:-.7pt;margin-top:5.5pt;width:249pt;height:28.8pt;z-index:251663872;visibility:visible;mso-wrap-style:square;mso-wrap-distance-left:9pt;mso-wrap-distance-top:0;mso-wrap-distance-right:9pt;mso-wrap-distance-bottom:0;mso-position-horizontal:absolute;mso-position-horizontal-relative:text;mso-position-vertical:absolute;mso-position-vertical-relative:text;v-text-anchor:middle" o:gfxdata="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" fillcolor="#145a8a" strokecolor="#1f3763 [1604]" strokeweight="1pt">
                 <v:textbox>
                   <w:txbxContent>
                     <w:p>
@@ -2357,7 +2721,16 @@
                           <w:szCs w:val="32"/>
                           <w:lang w:val="en-PH"/>
                         </w:rPr>
-                        <w:t>PROGRAMMING LANGUAGES AND</w:t>
+                        <w:t>LANGUAGES AND</w:t>
+                      </w:r>
+                      <w:r>
+                        <w:rPr>
+                          <w:b/>
+                          <w:sz w:val="32"/>
+                          <w:szCs w:val="32"/>
+                          <w:lang w:val="en-PH"/>
+                        </w:rPr>
+                        <w:t xml:space="preserve"> FRAMEWORKS</w:t>
                       </w:r>
                     </w:p>
                   </w:txbxContent>
@@ -2385,172 +2758,6 @@
           <w:szCs w:val="20"/>
         </w:rPr>
       </w:pPr>
-      <w:r>
-        <w:rPr>
-          <w:noProof/>
-        </w:rPr>
-        <mc:AlternateContent>
-          <mc:Choice Requires="wps">
-            <w:drawing>
-              <wp:anchor distT="0" distB="0" distL="114300" distR="114300" simplePos="0" relativeHeight="251654656" behindDoc="0" locked="0" layoutInCell="1" allowOverlap="1" wp14:anchorId="4A5B6D95" wp14:editId="7437842D">
-                <wp:simplePos x="0" y="0"/>
-                <wp:positionH relativeFrom="column">
-                  <wp:posOffset>3810</wp:posOffset>
-                </wp:positionH>
-                <wp:positionV relativeFrom="paragraph">
-                  <wp:posOffset>88265</wp:posOffset>
-                </wp:positionV>
-                <wp:extent cx="1586865" cy="365760"/>
-                <wp:effectExtent l="0" t="0" r="13335" b="15240"/>
-                <wp:wrapNone/>
-                <wp:docPr id="25" name="Rectangle 25">
-                  <a:extLst xmlns:a="http://schemas.openxmlformats.org/drawingml/2006/main">
-                    <a:ext uri="{C183D7F6-B498-43B3-948B-1728B52AA6E4}">
-                      <adec:decorative xmlns:adec="http://schemas.microsoft.com/office/drawing/2017/decorative" val="0"/>
-                    </a:ext>
-                  </a:extLst>
-                </wp:docPr>
-                <wp:cNvGraphicFramePr/>
-                <a:graphic xmlns:a="http://schemas.openxmlformats.org/drawingml/2006/main">
-                  <a:graphicData uri="http://schemas.microsoft.com/office/word/2010/wordprocessingShape">
-                    <wps:wsp>
-                      <wps:cNvSpPr/>
-                      <wps:spPr>
-                        <a:xfrm>
-                          <a:off x="0" y="0"/>
-                          <a:ext cx="1586865" cy="365760"/>
-                        </a:xfrm>
-                        <a:prstGeom prst="rect">
-                          <a:avLst/>
-                        </a:prstGeom>
-                        <a:solidFill>
-                          <a:srgbClr val="145A8A"/>
-                        </a:solidFill>
-                      </wps:spPr>
-                      <wps:style>
-                        <a:lnRef idx="2">
-                          <a:schemeClr val="accent1">
-                            <a:shade val="50000"/>
-                          </a:schemeClr>
-                        </a:lnRef>
-                        <a:fillRef idx="1">
-                          <a:schemeClr val="accent1"/>
-                        </a:fillRef>
-                        <a:effectRef idx="0">
-                          <a:schemeClr val="accent1"/>
-                        </a:effectRef>
-                        <a:fontRef idx="minor">
-                          <a:schemeClr val="lt1"/>
-                        </a:fontRef>
-                      </wps:style>
-                      <wps:txbx>
-                        <w:txbxContent>
-                          <w:p>
-                            <w:pPr>
-                              <w:jc w:val="left"/>
-                              <w:rPr>
-                                <w:b/>
-                                <w:sz w:val="32"/>
-                                <w:szCs w:val="32"/>
-                                <w:lang w:val="en-PH"/>
-                              </w:rPr>
-                            </w:pPr>
-                            <w:r>
-                              <w:rPr>
-                                <w:b/>
-                                <w:sz w:val="32"/>
-                                <w:szCs w:val="32"/>
-                                <w:lang w:val="en-PH"/>
-                              </w:rPr>
-                              <w:t>FRAMEWORKS</w:t>
-                            </w:r>
-                          </w:p>
-                        </w:txbxContent>
-                      </wps:txbx>
-                      <wps:bodyPr rot="0" spcFirstLastPara="0" vertOverflow="overflow" horzOverflow="overflow" vert="horz" wrap="square" lIns="91440" tIns="45720" rIns="91440" bIns="45720" numCol="1" spcCol="0" rtlCol="0" fromWordArt="0" anchor="ctr" anchorCtr="0" forceAA="0" compatLnSpc="1">
-                        <a:prstTxWarp prst="textNoShape">
-                          <a:avLst/>
-                        </a:prstTxWarp>
-                        <a:noAutofit/>
-                      </wps:bodyPr>
-                    </wps:wsp>
-                  </a:graphicData>
-                </a:graphic>
-                <wp14:sizeRelH relativeFrom="margin">
-                  <wp14:pctWidth>0</wp14:pctWidth>
-                </wp14:sizeRelH>
-              </wp:anchor>
-            </w:drawing>
-          </mc:Choice>
-          <mc:Fallback>
-            <w:pict>
-              <v:rect w14:anchorId="4A5B6D95" id="Rectangle 25" o:spid="_x0000_s1031" style="position:absolute;left:0;text-align:left;margin-left:.3pt;margin-top:6.95pt;width:124.95pt;height:28.8pt;z-index:251654656;visibility:visible;mso-wrap-style:square;mso-width-percent:0;mso-wrap-distance-left:9pt;mso-wrap-distance-top:0;mso-wrap-distance-right:9pt;mso-wrap-distance-bottom:0;mso-position-horizontal:absolute;mso-position-horizontal-relative:text;mso-position-vertical:absolute;mso-position-vertical-relative:text;mso-width-percent:0;mso-width-relative:margin;v-text-anchor:middle" o:gfxdata="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" fillcolor="#145a8a" strokecolor="#1f3763 [1604]" strokeweight="1pt">
-                <v:textbox>
-                  <w:txbxContent>
-                    <w:p>
-                      <w:pPr>
-                        <w:jc w:val="left"/>
-                        <w:rPr>
-                          <w:b/>
-                          <w:sz w:val="32"/>
-                          <w:szCs w:val="32"/>
-                          <w:lang w:val="en-PH"/>
-                        </w:rPr>
-                      </w:pPr>
-                      <w:r>
-                        <w:rPr>
-                          <w:b/>
-                          <w:sz w:val="32"/>
-                          <w:szCs w:val="32"/>
-                          <w:lang w:val="en-PH"/>
-                        </w:rPr>
-                        <w:t>FRAMEWORKS</w:t>
-                      </w:r>
-                    </w:p>
-                  </w:txbxContent>
-                </v:textbox>
-              </v:rect>
-            </w:pict>
-          </mc:Fallback>
-        </mc:AlternateContent>
-      </w:r>
-    </w:p>
-    <w:p>
-      <w:pPr>
-        <w:rPr>
-          <w:color w:val="002060"/>
-          <w:sz w:val="16"/>
-          <w:szCs w:val="16"/>
-        </w:rPr>
-      </w:pPr>
-    </w:p>
-    <w:p>
-      <w:pPr>
-        <w:rPr>
-          <w:color w:val="002060"/>
-          <w:sz w:val="20"/>
-          <w:szCs w:val="20"/>
-        </w:rPr>
-      </w:pPr>
-    </w:p>
-    <w:p>
-      <w:pPr>
-        <w:rPr>
-          <w:b/>
-          <w:color w:val="92D050"/>
-          <w:sz w:val="20"/>
-          <w:szCs w:val="20"/>
-        </w:rPr>
-      </w:pPr>
-      <w:r>
-        <w:rPr>
-          <w:b/>
-          <w:color w:val="92D050"/>
-          <w:sz w:val="20"/>
-          <w:szCs w:val="20"/>
-        </w:rPr>
-        <w:t>Skills:</w:t>
-      </w:r>
     </w:p>
     <w:tbl>
       <w:tblPr>
@@ -2567,14 +2774,14 @@
         <w:tblLook w:val="04A0" w:firstRow="1" w:lastRow="0" w:firstColumn="1" w:lastColumn="0" w:noHBand="0" w:noVBand="1"/>
       </w:tblPr>
       <w:tblGrid>
-        <w:gridCol w:w="1440"/>
-        <w:gridCol w:w="2230"/>
+        <w:gridCol w:w="1756"/>
+        <w:gridCol w:w="1914"/>
         <w:gridCol w:w="1376"/>
       </w:tblGrid>
       <w:tr>
         <w:tc>
           <w:tcPr>
-            <w:tcW w:w="1440" w:type="dxa"/>
+            <w:tcW w:w="1800" w:type="dxa"/>
           </w:tcPr>
           <w:p>
             <w:pPr>
@@ -2671,7 +2878,7 @@
         </w:tc>
         <w:tc>
           <w:tcPr>
-            <w:tcW w:w="2230" w:type="dxa"/>
+            <w:tcW w:w="1980" w:type="dxa"/>
           </w:tcPr>
           <w:p>
             <w:pPr>
@@ -2750,6 +2957,22 @@
               </w:rPr>
               <w:t xml:space="preserve"> </w:t>
             </w:r>
+          </w:p>
+          <w:p>
+            <w:pPr>
+              <w:pStyle w:val="ListParagraph"/>
+              <w:numPr>
+                <w:ilvl w:val="0"/>
+                <w:numId w:val="14"/>
+              </w:numPr>
+              <w:ind w:left="286"/>
+              <w:jc w:val="left"/>
+              <w:rPr>
+                <w:color w:val="002060"/>
+                <w:sz w:val="20"/>
+                <w:szCs w:val="20"/>
+              </w:rPr>
+            </w:pPr>
             <w:r>
               <w:rPr>
                 <w:color w:val="002060"/>
@@ -2762,7 +2985,7 @@
         </w:tc>
         <w:tc>
           <w:tcPr>
-            <w:tcW w:w="1376" w:type="dxa"/>
+            <w:tcW w:w="1266" w:type="dxa"/>
           </w:tcPr>
           <w:p>
             <w:pPr>
@@ -2806,13 +3029,13 @@
         <mc:AlternateContent>
           <mc:Choice Requires="wps">
             <w:drawing>
-              <wp:anchor distT="0" distB="0" distL="114300" distR="114300" simplePos="0" relativeHeight="251664896" behindDoc="0" locked="0" layoutInCell="1" allowOverlap="1" wp14:anchorId="3FC019CB" wp14:editId="5962A14F">
+              <wp:anchor distT="0" distB="0" distL="114300" distR="114300" simplePos="0" relativeHeight="251664896" behindDoc="0" locked="0" layoutInCell="1" allowOverlap="1" wp14:anchorId="3FC019CB" wp14:editId="73B5B1F2">
                 <wp:simplePos x="0" y="0"/>
                 <wp:positionH relativeFrom="column">
-                  <wp:posOffset>-1212</wp:posOffset>
+                  <wp:posOffset>-12510</wp:posOffset>
                 </wp:positionH>
                 <wp:positionV relativeFrom="paragraph">
-                  <wp:posOffset>182024</wp:posOffset>
+                  <wp:posOffset>121285</wp:posOffset>
                 </wp:positionV>
                 <wp:extent cx="1238250" cy="365760"/>
                 <wp:effectExtent l="0" t="0" r="19050" b="15240"/>
@@ -2876,7 +3099,7 @@
                                 <w:szCs w:val="32"/>
                                 <w:lang w:val="en-PH"/>
                               </w:rPr>
-                              <w:t>DATABASES</w:t>
+                              <w:t>KEY SKILLS</w:t>
                             </w:r>
                           </w:p>
                         </w:txbxContent>
@@ -2895,7 +3118,7 @@
           </mc:Choice>
           <mc:Fallback>
             <w:pict>
-              <v:rect w14:anchorId="3FC019CB" id="Rectangle 26" o:spid="_x0000_s1032" style="position:absolute;left:0;text-align:left;margin-left:-.1pt;margin-top:14.35pt;width:97.5pt;height:28.8pt;z-index:251664896;visibility:visible;mso-wrap-style:square;mso-wrap-distance-left:9pt;mso-wrap-distance-top:0;mso-wrap-distance-right:9pt;mso-wrap-distance-bottom:0;mso-position-horizontal:absolute;mso-position-horizontal-relative:text;mso-position-vertical:absolute;mso-position-vertical-relative:text;v-text-anchor:middle" o:gfxdata="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" fillcolor="#145a8a" strokecolor="#1f3763 [1604]" strokeweight="1pt">
+              <v:rect w14:anchorId="3FC019CB" id="Rectangle 26" o:spid="_x0000_s1031" style="position:absolute;left:0;text-align:left;margin-left:-1pt;margin-top:9.55pt;width:97.5pt;height:28.8pt;z-index:251664896;visibility:visible;mso-wrap-style:square;mso-wrap-distance-left:9pt;mso-wrap-distance-top:0;mso-wrap-distance-right:9pt;mso-wrap-distance-bottom:0;mso-position-horizontal:absolute;mso-position-horizontal-relative:text;mso-position-vertical:absolute;mso-position-vertical-relative:text;v-text-anchor:middle" o:gfxdata="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" fillcolor="#145a8a" strokecolor="#1f3763 [1604]" strokeweight="1pt">
                 <v:textbox>
                   <w:txbxContent>
                     <w:p>
@@ -2915,7 +3138,7 @@
                           <w:szCs w:val="32"/>
                           <w:lang w:val="en-PH"/>
                         </w:rPr>
-                        <w:t>DATABASES</w:t>
+                        <w:t>KEY SKILLS</w:t>
                       </w:r>
                     </w:p>
                   </w:txbxContent>
@@ -2942,86 +3165,185 @@
         </w:rPr>
       </w:pPr>
     </w:p>
-    <w:p>
-      <w:pPr>
-        <w:rPr>
-          <w:b/>
-          <w:color w:val="92D050"/>
-          <w:sz w:val="20"/>
-          <w:szCs w:val="20"/>
-        </w:rPr>
-      </w:pPr>
-      <w:r>
-        <w:rPr>
-          <w:b/>
-          <w:color w:val="92D050"/>
-          <w:sz w:val="20"/>
-          <w:szCs w:val="20"/>
-        </w:rPr>
-        <w:t>Skills:</w:t>
-      </w:r>
-    </w:p>
-    <w:p>
-      <w:pPr>
-        <w:pStyle w:val="ListParagraph"/>
-        <w:numPr>
-          <w:ilvl w:val="0"/>
-          <w:numId w:val="15"/>
-        </w:numPr>
-        <w:ind w:left="450"/>
-        <w:rPr>
-          <w:color w:val="002060"/>
-          <w:sz w:val="20"/>
-          <w:szCs w:val="20"/>
-        </w:rPr>
-      </w:pPr>
-      <w:r>
-        <w:rPr>
-          <w:color w:val="002060"/>
-          <w:sz w:val="20"/>
-          <w:szCs w:val="20"/>
-        </w:rPr>
-        <w:t>MySQL</w:t>
-      </w:r>
-    </w:p>
-    <w:p>
-      <w:pPr>
-        <w:pStyle w:val="ListParagraph"/>
-        <w:numPr>
-          <w:ilvl w:val="0"/>
-          <w:numId w:val="15"/>
-        </w:numPr>
-        <w:ind w:left="450"/>
-        <w:rPr>
-          <w:color w:val="002060"/>
-          <w:sz w:val="20"/>
-          <w:szCs w:val="20"/>
-        </w:rPr>
-      </w:pPr>
-      <w:r>
-        <w:rPr>
-          <w:color w:val="002060"/>
-          <w:sz w:val="20"/>
-          <w:szCs w:val="20"/>
-        </w:rPr>
-        <w:t>Basic Knowledge in Oracle</w:t>
-      </w:r>
-    </w:p>
+    <w:tbl>
+      <w:tblPr>
+        <w:tblStyle w:val="TableGrid"/>
+        <w:tblW w:w="5546" w:type="dxa"/>
+        <w:tblBorders>
+          <w:top w:val="none" w:sz="0" w:space="0" w:color="auto"/>
+          <w:left w:val="none" w:sz="0" w:space="0" w:color="auto"/>
+          <w:bottom w:val="none" w:sz="0" w:space="0" w:color="auto"/>
+          <w:right w:val="none" w:sz="0" w:space="0" w:color="auto"/>
+          <w:insideH w:val="none" w:sz="0" w:space="0" w:color="auto"/>
+          <w:insideV w:val="none" w:sz="0" w:space="0" w:color="auto"/>
+        </w:tblBorders>
+        <w:tblLook w:val="04A0" w:firstRow="1" w:lastRow="0" w:firstColumn="1" w:lastColumn="0" w:noHBand="0" w:noVBand="1"/>
+      </w:tblPr>
+      <w:tblGrid>
+        <w:gridCol w:w="2773"/>
+        <w:gridCol w:w="2773"/>
+      </w:tblGrid>
+      <w:tr>
+        <w:trPr>
+          <w:trHeight w:val="322"/>
+        </w:trPr>
+        <w:tc>
+          <w:tcPr>
+            <w:tcW w:w="2773" w:type="dxa"/>
+          </w:tcPr>
+          <w:p>
+            <w:pPr>
+              <w:pStyle w:val="ListParagraph"/>
+              <w:numPr>
+                <w:ilvl w:val="0"/>
+                <w:numId w:val="14"/>
+              </w:numPr>
+              <w:ind w:left="338"/>
+              <w:rPr>
+                <w:color w:val="002060"/>
+                <w:sz w:val="20"/>
+                <w:szCs w:val="20"/>
+              </w:rPr>
+            </w:pPr>
+            <w:r>
+              <w:rPr>
+                <w:color w:val="002060"/>
+                <w:sz w:val="20"/>
+                <w:szCs w:val="20"/>
+              </w:rPr>
+              <w:t>Documentation</w:t>
+            </w:r>
+          </w:p>
+          <w:p>
+            <w:pPr>
+              <w:pStyle w:val="ListParagraph"/>
+              <w:numPr>
+                <w:ilvl w:val="0"/>
+                <w:numId w:val="14"/>
+              </w:numPr>
+              <w:ind w:left="338"/>
+              <w:rPr>
+                <w:color w:val="002060"/>
+                <w:sz w:val="20"/>
+                <w:szCs w:val="20"/>
+              </w:rPr>
+            </w:pPr>
+            <w:r>
+              <w:rPr>
+                <w:color w:val="002060"/>
+                <w:sz w:val="20"/>
+                <w:szCs w:val="20"/>
+              </w:rPr>
+              <w:t>Frontend Developer</w:t>
+            </w:r>
+          </w:p>
+          <w:p>
+            <w:pPr>
+              <w:pStyle w:val="ListParagraph"/>
+              <w:numPr>
+                <w:ilvl w:val="0"/>
+                <w:numId w:val="14"/>
+              </w:numPr>
+              <w:ind w:left="338"/>
+              <w:rPr>
+                <w:color w:val="002060"/>
+                <w:sz w:val="20"/>
+                <w:szCs w:val="20"/>
+              </w:rPr>
+            </w:pPr>
+            <w:r>
+              <w:rPr>
+                <w:color w:val="002060"/>
+                <w:sz w:val="20"/>
+                <w:szCs w:val="20"/>
+              </w:rPr>
+              <w:t>Backend Developer</w:t>
+            </w:r>
+          </w:p>
+          <w:p>
+            <w:pPr>
+              <w:pStyle w:val="ListParagraph"/>
+              <w:numPr>
+                <w:ilvl w:val="0"/>
+                <w:numId w:val="14"/>
+              </w:numPr>
+              <w:ind w:left="338"/>
+              <w:rPr>
+                <w:color w:val="002060"/>
+                <w:sz w:val="20"/>
+                <w:szCs w:val="20"/>
+              </w:rPr>
+            </w:pPr>
+            <w:r>
+              <w:rPr>
+                <w:color w:val="002060"/>
+                <w:sz w:val="20"/>
+                <w:szCs w:val="20"/>
+              </w:rPr>
+              <w:t>Leadership</w:t>
+            </w:r>
+          </w:p>
+        </w:tc>
+        <w:tc>
+          <w:tcPr>
+            <w:tcW w:w="2773" w:type="dxa"/>
+          </w:tcPr>
+          <w:p>
+            <w:pPr>
+              <w:pStyle w:val="ListParagraph"/>
+              <w:numPr>
+                <w:ilvl w:val="0"/>
+                <w:numId w:val="14"/>
+              </w:numPr>
+              <w:ind w:left="338"/>
+              <w:rPr>
+                <w:color w:val="002060"/>
+                <w:sz w:val="20"/>
+                <w:szCs w:val="20"/>
+              </w:rPr>
+            </w:pPr>
+            <w:r>
+              <w:rPr>
+                <w:color w:val="002060"/>
+                <w:sz w:val="20"/>
+                <w:szCs w:val="20"/>
+              </w:rPr>
+              <w:t>Problem Solving</w:t>
+            </w:r>
+          </w:p>
+          <w:p>
+            <w:pPr>
+              <w:pStyle w:val="ListParagraph"/>
+              <w:numPr>
+                <w:ilvl w:val="0"/>
+                <w:numId w:val="14"/>
+              </w:numPr>
+              <w:ind w:left="338"/>
+              <w:jc w:val="left"/>
+              <w:rPr>
+                <w:color w:val="002060"/>
+                <w:sz w:val="20"/>
+                <w:szCs w:val="20"/>
+              </w:rPr>
+            </w:pPr>
+            <w:r>
+              <w:rPr>
+                <w:color w:val="002060"/>
+                <w:sz w:val="20"/>
+                <w:szCs w:val="20"/>
+              </w:rPr>
+              <w:t>Can work under pressure with minimal supervision</w:t>
+            </w:r>
+          </w:p>
+        </w:tc>
+      </w:tr>
+    </w:tbl>
     <w:p>
       <w:pPr>
         <w:rPr>
           <w:color w:val="002060"/>
           <w:sz w:val="16"/>
           <w:szCs w:val="16"/>
-        </w:rPr>
-      </w:pPr>
-    </w:p>
-    <w:p>
-      <w:pPr>
-        <w:rPr>
-          <w:color w:val="002060"/>
-          <w:sz w:val="20"/>
-          <w:szCs w:val="20"/>
         </w:rPr>
       </w:pPr>
       <w:r>
@@ -3031,16 +3353,16 @@
         <mc:AlternateContent>
           <mc:Choice Requires="wps">
             <w:drawing>
-              <wp:anchor distT="0" distB="0" distL="114300" distR="114300" simplePos="0" relativeHeight="251665920" behindDoc="0" locked="0" layoutInCell="1" allowOverlap="1" wp14:anchorId="446990D9" wp14:editId="56B8E09D">
+              <wp:anchor distT="0" distB="0" distL="114300" distR="114300" simplePos="0" relativeHeight="251665920" behindDoc="0" locked="0" layoutInCell="1" allowOverlap="1" wp14:anchorId="446990D9" wp14:editId="2FD1AC84">
                 <wp:simplePos x="0" y="0"/>
                 <wp:positionH relativeFrom="column">
-                  <wp:posOffset>0</wp:posOffset>
+                  <wp:posOffset>-12065</wp:posOffset>
                 </wp:positionH>
                 <wp:positionV relativeFrom="paragraph">
-                  <wp:posOffset>15240</wp:posOffset>
+                  <wp:posOffset>147320</wp:posOffset>
                 </wp:positionV>
-                <wp:extent cx="2199640" cy="365125"/>
-                <wp:effectExtent l="0" t="0" r="10160" b="15875"/>
+                <wp:extent cx="3039745" cy="365125"/>
+                <wp:effectExtent l="0" t="0" r="27305" b="15875"/>
                 <wp:wrapNone/>
                 <wp:docPr id="28" name="Rectangle 28">
                   <a:extLst xmlns:a="http://schemas.openxmlformats.org/drawingml/2006/main">
@@ -3057,7 +3379,7 @@
                       <wps:spPr>
                         <a:xfrm>
                           <a:off x="0" y="0"/>
-                          <a:ext cx="2199640" cy="365125"/>
+                          <a:ext cx="3039745" cy="365125"/>
                         </a:xfrm>
                         <a:prstGeom prst="rect">
                           <a:avLst/>
@@ -3101,7 +3423,7 @@
                                 <w:szCs w:val="32"/>
                                 <w:lang w:val="en-PH"/>
                               </w:rPr>
-                              <w:t>OTHER TOOLS &amp; SKILLS</w:t>
+                              <w:t>DB, TOOLS &amp; OTHERS SKILLS</w:t>
                             </w:r>
                           </w:p>
                         </w:txbxContent>
@@ -3123,7 +3445,7 @@
           </mc:Choice>
           <mc:Fallback>
             <w:pict>
-              <v:rect w14:anchorId="446990D9" id="Rectangle 28" o:spid="_x0000_s1033" style="position:absolute;left:0;text-align:left;margin-left:0;margin-top:1.2pt;width:173.2pt;height:28.75pt;z-index:251665920;visibility:visible;mso-wrap-style:square;mso-width-percent:0;mso-wrap-distance-left:9pt;mso-wrap-distance-top:0;mso-wrap-distance-right:9pt;mso-wrap-distance-bottom:0;mso-position-horizontal:absolute;mso-position-horizontal-relative:text;mso-position-vertical:absolute;mso-position-vertical-relative:text;mso-width-percent:0;mso-width-relative:margin;v-text-anchor:middle" o:gfxdata="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" fillcolor="#145a8a" strokecolor="#1f3763 [1604]" strokeweight="1pt">
+              <v:rect w14:anchorId="446990D9" id="Rectangle 28" o:spid="_x0000_s1032" style="position:absolute;left:0;text-align:left;margin-left:-.95pt;margin-top:11.6pt;width:239.35pt;height:28.75pt;z-index:251665920;visibility:visible;mso-wrap-style:square;mso-width-percent:0;mso-wrap-distance-left:9pt;mso-wrap-distance-top:0;mso-wrap-distance-right:9pt;mso-wrap-distance-bottom:0;mso-position-horizontal:absolute;mso-position-horizontal-relative:text;mso-position-vertical:absolute;mso-position-vertical-relative:text;mso-width-percent:0;mso-width-relative:margin;v-text-anchor:middle" o:gfxdata="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" fillcolor="#145a8a" strokecolor="#1f3763 [1604]" strokeweight="1pt">
                 <v:textbox>
                   <w:txbxContent>
                     <w:p>
@@ -3143,7 +3465,7 @@
                           <w:szCs w:val="32"/>
                           <w:lang w:val="en-PH"/>
                         </w:rPr>
-                        <w:t>OTHER TOOLS &amp; SKILLS</w:t>
+                        <w:t>DB, TOOLS &amp; OTHERS SKILLS</w:t>
                       </w:r>
                     </w:p>
                   </w:txbxContent>
@@ -3154,288 +3476,6 @@
         </mc:AlternateContent>
       </w:r>
     </w:p>
-    <w:p>
-      <w:pPr>
-        <w:rPr>
-          <w:color w:val="002060"/>
-          <w:sz w:val="20"/>
-          <w:szCs w:val="20"/>
-        </w:rPr>
-      </w:pPr>
-    </w:p>
-    <w:p>
-      <w:pPr>
-        <w:rPr>
-          <w:color w:val="002060"/>
-          <w:sz w:val="16"/>
-          <w:szCs w:val="16"/>
-        </w:rPr>
-      </w:pPr>
-    </w:p>
-    <w:p>
-      <w:pPr>
-        <w:rPr>
-          <w:b/>
-          <w:color w:val="92D050"/>
-          <w:sz w:val="20"/>
-          <w:szCs w:val="20"/>
-        </w:rPr>
-      </w:pPr>
-      <w:r>
-        <w:rPr>
-          <w:b/>
-          <w:color w:val="92D050"/>
-          <w:sz w:val="20"/>
-          <w:szCs w:val="20"/>
-        </w:rPr>
-        <w:t>Skills:</w:t>
-      </w:r>
-    </w:p>
-    <w:tbl>
-      <w:tblPr>
-        <w:tblStyle w:val="TableGrid"/>
-        <w:tblW w:w="5220" w:type="dxa"/>
-        <w:tblBorders>
-          <w:top w:val="none" w:sz="0" w:space="0" w:color="auto"/>
-          <w:left w:val="none" w:sz="0" w:space="0" w:color="auto"/>
-          <w:bottom w:val="none" w:sz="0" w:space="0" w:color="auto"/>
-          <w:right w:val="none" w:sz="0" w:space="0" w:color="auto"/>
-          <w:insideH w:val="none" w:sz="0" w:space="0" w:color="auto"/>
-          <w:insideV w:val="none" w:sz="0" w:space="0" w:color="auto"/>
-        </w:tblBorders>
-        <w:tblLook w:val="04A0" w:firstRow="1" w:lastRow="0" w:firstColumn="1" w:lastColumn="0" w:noHBand="0" w:noVBand="1"/>
-      </w:tblPr>
-      <w:tblGrid>
-        <w:gridCol w:w="1678"/>
-        <w:gridCol w:w="1679"/>
-        <w:gridCol w:w="1863"/>
-      </w:tblGrid>
-      <w:tr>
-        <w:tc>
-          <w:tcPr>
-            <w:tcW w:w="1678" w:type="dxa"/>
-          </w:tcPr>
-          <w:p>
-            <w:pPr>
-              <w:pStyle w:val="ListParagraph"/>
-              <w:numPr>
-                <w:ilvl w:val="0"/>
-                <w:numId w:val="14"/>
-              </w:numPr>
-              <w:ind w:left="330"/>
-              <w:rPr>
-                <w:color w:val="002060"/>
-                <w:sz w:val="20"/>
-                <w:szCs w:val="20"/>
-              </w:rPr>
-            </w:pPr>
-            <w:r>
-              <w:rPr>
-                <w:color w:val="002060"/>
-                <w:sz w:val="20"/>
-                <w:szCs w:val="20"/>
-              </w:rPr>
-              <w:t>Git</w:t>
-            </w:r>
-          </w:p>
-          <w:p>
-            <w:pPr>
-              <w:pStyle w:val="ListParagraph"/>
-              <w:numPr>
-                <w:ilvl w:val="0"/>
-                <w:numId w:val="14"/>
-              </w:numPr>
-              <w:ind w:left="330"/>
-              <w:rPr>
-                <w:color w:val="002060"/>
-                <w:sz w:val="20"/>
-                <w:szCs w:val="20"/>
-              </w:rPr>
-            </w:pPr>
-            <w:r>
-              <w:rPr>
-                <w:color w:val="002060"/>
-                <w:sz w:val="20"/>
-                <w:szCs w:val="20"/>
-              </w:rPr>
-              <w:t>GitHub</w:t>
-            </w:r>
-          </w:p>
-          <w:p>
-            <w:pPr>
-              <w:pStyle w:val="ListParagraph"/>
-              <w:numPr>
-                <w:ilvl w:val="0"/>
-                <w:numId w:val="14"/>
-              </w:numPr>
-              <w:ind w:left="330"/>
-              <w:rPr>
-                <w:color w:val="002060"/>
-                <w:sz w:val="20"/>
-                <w:szCs w:val="20"/>
-              </w:rPr>
-            </w:pPr>
-            <w:r>
-              <w:rPr>
-                <w:color w:val="002060"/>
-                <w:sz w:val="20"/>
-                <w:szCs w:val="20"/>
-              </w:rPr>
-              <w:t>VS Code</w:t>
-            </w:r>
-          </w:p>
-        </w:tc>
-        <w:tc>
-          <w:tcPr>
-            <w:tcW w:w="1679" w:type="dxa"/>
-          </w:tcPr>
-          <w:p>
-            <w:pPr>
-              <w:pStyle w:val="ListParagraph"/>
-              <w:numPr>
-                <w:ilvl w:val="0"/>
-                <w:numId w:val="14"/>
-              </w:numPr>
-              <w:ind w:left="286"/>
-              <w:rPr>
-                <w:color w:val="002060"/>
-                <w:sz w:val="20"/>
-                <w:szCs w:val="20"/>
-              </w:rPr>
-            </w:pPr>
-            <w:r>
-              <w:rPr>
-                <w:color w:val="002060"/>
-                <w:sz w:val="20"/>
-                <w:szCs w:val="20"/>
-              </w:rPr>
-              <w:t>PostMan</w:t>
-            </w:r>
-          </w:p>
-          <w:p>
-            <w:pPr>
-              <w:pStyle w:val="ListParagraph"/>
-              <w:numPr>
-                <w:ilvl w:val="0"/>
-                <w:numId w:val="14"/>
-              </w:numPr>
-              <w:ind w:left="286"/>
-              <w:rPr>
-                <w:color w:val="002060"/>
-                <w:sz w:val="20"/>
-                <w:szCs w:val="20"/>
-              </w:rPr>
-            </w:pPr>
-            <w:r>
-              <w:rPr>
-                <w:color w:val="002060"/>
-                <w:sz w:val="20"/>
-                <w:szCs w:val="20"/>
-              </w:rPr>
-              <w:t>SourceTree</w:t>
-            </w:r>
-          </w:p>
-          <w:p>
-            <w:pPr>
-              <w:pStyle w:val="ListParagraph"/>
-              <w:numPr>
-                <w:ilvl w:val="0"/>
-                <w:numId w:val="14"/>
-              </w:numPr>
-              <w:ind w:left="286"/>
-              <w:rPr>
-                <w:color w:val="002060"/>
-                <w:sz w:val="20"/>
-                <w:szCs w:val="20"/>
-              </w:rPr>
-            </w:pPr>
-            <w:r>
-              <w:rPr>
-                <w:color w:val="002060"/>
-                <w:sz w:val="20"/>
-                <w:szCs w:val="20"/>
-              </w:rPr>
-              <w:t>Vercel</w:t>
-            </w:r>
-          </w:p>
-        </w:tc>
-        <w:tc>
-          <w:tcPr>
-            <w:tcW w:w="1863" w:type="dxa"/>
-          </w:tcPr>
-          <w:p>
-            <w:pPr>
-              <w:pStyle w:val="ListParagraph"/>
-              <w:numPr>
-                <w:ilvl w:val="0"/>
-                <w:numId w:val="14"/>
-              </w:numPr>
-              <w:ind w:left="316"/>
-              <w:rPr>
-                <w:color w:val="002060"/>
-                <w:sz w:val="20"/>
-                <w:szCs w:val="20"/>
-              </w:rPr>
-            </w:pPr>
-            <w:r>
-              <w:rPr>
-                <w:color w:val="002060"/>
-                <w:sz w:val="20"/>
-                <w:szCs w:val="20"/>
-              </w:rPr>
-              <w:t>Heroku</w:t>
-            </w:r>
-          </w:p>
-          <w:p>
-            <w:pPr>
-              <w:pStyle w:val="ListParagraph"/>
-              <w:numPr>
-                <w:ilvl w:val="0"/>
-                <w:numId w:val="14"/>
-              </w:numPr>
-              <w:spacing w:before="240"/>
-              <w:ind w:left="316"/>
-              <w:rPr>
-                <w:color w:val="002060"/>
-                <w:sz w:val="20"/>
-                <w:szCs w:val="20"/>
-              </w:rPr>
-            </w:pPr>
-            <w:r>
-              <w:rPr>
-                <w:color w:val="002060"/>
-                <w:sz w:val="20"/>
-                <w:szCs w:val="20"/>
-              </w:rPr>
-              <w:t>Railway</w:t>
-            </w:r>
-          </w:p>
-          <w:p>
-            <w:pPr>
-              <w:pStyle w:val="ListParagraph"/>
-              <w:numPr>
-                <w:ilvl w:val="0"/>
-                <w:numId w:val="14"/>
-              </w:numPr>
-              <w:ind w:left="316"/>
-              <w:rPr>
-                <w:color w:val="002060"/>
-                <w:sz w:val="20"/>
-                <w:szCs w:val="20"/>
-              </w:rPr>
-            </w:pPr>
-            <w:r>
-              <w:rPr>
-                <w:color w:val="002060"/>
-                <w:sz w:val="20"/>
-                <w:szCs w:val="20"/>
-              </w:rPr>
-              <w:t>Kantech System</w:t>
-            </w:r>
-          </w:p>
-        </w:tc>
-      </w:tr>
-    </w:tbl>
     <w:p>
       <w:pPr>
         <w:rPr>
